--- a/reports/Лаба5.docx
+++ b/reports/Лаба5.docx
@@ -900,7 +900,7 @@
             </w:rPr>
             <w:fldChar w:fldCharType="separate"/>
           </w:r>
-          <w:hyperlink w:anchor="_Toc243845148" w:history="1">
+          <w:hyperlink w:anchor="_Toc243845271" w:history="1">
             <w:r>
               <w:rPr>
                 <w:rStyle w:val="ac"/>
@@ -931,7 +931,7 @@
                 <w:noProof/>
                 <w:webHidden/>
               </w:rPr>
-              <w:instrText xml:space="preserve"> PAGEREF _Toc243845148 \h </w:instrText>
+              <w:instrText xml:space="preserve"> PAGEREF _Toc243845271 \h </w:instrText>
             </w:r>
             <w:r>
               <w:rPr>
@@ -976,7 +976,7 @@
               <w:lang w:eastAsia="ru-RU"/>
             </w:rPr>
           </w:pPr>
-          <w:hyperlink w:anchor="_Toc243845149" w:history="1">
+          <w:hyperlink w:anchor="_Toc243845272" w:history="1">
             <w:r>
               <w:rPr>
                 <w:rStyle w:val="ac"/>
@@ -1007,7 +1007,7 @@
                 <w:noProof/>
                 <w:webHidden/>
               </w:rPr>
-              <w:instrText xml:space="preserve"> PAGEREF _Toc243845149 \h </w:instrText>
+              <w:instrText xml:space="preserve"> PAGEREF _Toc243845272 \h </w:instrText>
             </w:r>
             <w:r>
               <w:rPr>
@@ -1052,7 +1052,7 @@
               <w:lang w:eastAsia="ru-RU"/>
             </w:rPr>
           </w:pPr>
-          <w:hyperlink w:anchor="_Toc243845150" w:history="1">
+          <w:hyperlink w:anchor="_Toc243845273" w:history="1">
             <w:r>
               <w:rPr>
                 <w:rStyle w:val="ac"/>
@@ -1083,7 +1083,7 @@
                 <w:noProof/>
                 <w:webHidden/>
               </w:rPr>
-              <w:instrText xml:space="preserve"> PAGEREF _Toc243845150 \h </w:instrText>
+              <w:instrText xml:space="preserve"> PAGEREF _Toc243845273 \h </w:instrText>
             </w:r>
             <w:r>
               <w:rPr>
@@ -1128,7 +1128,7 @@
               <w:lang w:eastAsia="ru-RU"/>
             </w:rPr>
           </w:pPr>
-          <w:hyperlink w:anchor="_Toc243845151" w:history="1">
+          <w:hyperlink w:anchor="_Toc243845274" w:history="1">
             <w:r>
               <w:rPr>
                 <w:rStyle w:val="ac"/>
@@ -1159,7 +1159,7 @@
                 <w:noProof/>
                 <w:webHidden/>
               </w:rPr>
-              <w:instrText xml:space="preserve"> PAGEREF _Toc243845151 \h </w:instrText>
+              <w:instrText xml:space="preserve"> PAGEREF _Toc243845274 \h </w:instrText>
             </w:r>
             <w:r>
               <w:rPr>
@@ -1258,7 +1258,7 @@
         </w:rPr>
       </w:pPr>
       <w:bookmarkStart w:id="0" w:name="_Toc90000101"/>
-      <w:bookmarkStart w:id="1" w:name="_Toc243845148"/>
+      <w:bookmarkStart w:id="1" w:name="_Toc243845271"/>
       <w:r>
         <w:rPr>
           <w:rFonts w:ascii="Times New Roman" w:eastAsia="Times New Roman" w:hAnsi="Times New Roman" w:cs="Times New Roman"/>
@@ -1472,7 +1472,7 @@
         </w:rPr>
       </w:pPr>
       <w:bookmarkStart w:id="2" w:name="_Toc90000102"/>
-      <w:bookmarkStart w:id="3" w:name="_Toc243845149"/>
+      <w:bookmarkStart w:id="3" w:name="_Toc243845272"/>
       <w:r>
         <w:rPr>
           <w:rFonts w:ascii="Times New Roman" w:eastAsia="Times New Roman" w:hAnsi="Times New Roman" w:cs="Times New Roman"/>
@@ -1536,7 +1536,7 @@
           <w:noProof/>
         </w:rPr>
         <w:drawing>
-          <wp:inline distT="0" distB="0" distL="0" distR="0" wp14:anchorId="20C31EA5" wp14:editId="787B580F">
+          <wp:inline distT="0" distB="0" distL="0" distR="0">
             <wp:extent cx="5760000" cy="2460175"/>
             <wp:effectExtent l="0" t="0" r="0" b="0"/>
             <wp:docPr id="1" name="Picture 1"/>
@@ -1618,7 +1618,7 @@
           <w:noProof/>
         </w:rPr>
         <w:drawing>
-          <wp:inline distT="0" distB="0" distL="0" distR="0" wp14:anchorId="2EEE3987" wp14:editId="0421B01C">
+          <wp:inline distT="0" distB="0" distL="0" distR="0">
             <wp:extent cx="5760000" cy="2460175"/>
             <wp:effectExtent l="0" t="0" r="0" b="0"/>
             <wp:docPr id="2" name="Picture 2"/>
@@ -1728,7 +1728,7 @@
           <w:noProof/>
         </w:rPr>
         <w:drawing>
-          <wp:inline distT="0" distB="0" distL="0" distR="0" wp14:anchorId="1B6DE144" wp14:editId="61679EEE">
+          <wp:inline distT="0" distB="0" distL="0" distR="0">
             <wp:extent cx="5760000" cy="2460175"/>
             <wp:effectExtent l="0" t="0" r="0" b="0"/>
             <wp:docPr id="3" name="Picture 3"/>
@@ -1810,7 +1810,7 @@
           <w:noProof/>
         </w:rPr>
         <w:drawing>
-          <wp:inline distT="0" distB="0" distL="0" distR="0" wp14:anchorId="5F48F743" wp14:editId="0D42A746">
+          <wp:inline distT="0" distB="0" distL="0" distR="0">
             <wp:extent cx="5760000" cy="2460175"/>
             <wp:effectExtent l="0" t="0" r="0" b="0"/>
             <wp:docPr id="4" name="Picture 4"/>
@@ -1948,7 +1948,7 @@
           <w:noProof/>
         </w:rPr>
         <w:drawing>
-          <wp:inline distT="0" distB="0" distL="0" distR="0" wp14:anchorId="5117EB6A" wp14:editId="1DAF2A2F">
+          <wp:inline distT="0" distB="0" distL="0" distR="0">
             <wp:extent cx="5760000" cy="2009720"/>
             <wp:effectExtent l="0" t="0" r="0" b="0"/>
             <wp:docPr id="5" name="Picture 5"/>
@@ -2030,7 +2030,7 @@
           <w:noProof/>
         </w:rPr>
         <w:drawing>
-          <wp:inline distT="0" distB="0" distL="0" distR="0" wp14:anchorId="63F21D65" wp14:editId="5A5EA11A">
+          <wp:inline distT="0" distB="0" distL="0" distR="0">
             <wp:extent cx="5760000" cy="5800892"/>
             <wp:effectExtent l="0" t="0" r="0" b="0"/>
             <wp:docPr id="6" name="Picture 6"/>
@@ -2138,7 +2138,7 @@
         </w:rPr>
       </w:pPr>
       <w:bookmarkStart w:id="4" w:name="_Toc90000103"/>
-      <w:bookmarkStart w:id="5" w:name="_Toc243845150"/>
+      <w:bookmarkStart w:id="5" w:name="_Toc243845273"/>
       <w:r>
         <w:rPr>
           <w:rFonts w:ascii="Times New Roman" w:eastAsia="Times New Roman" w:hAnsi="Times New Roman" w:cs="Times New Roman"/>
@@ -2351,7 +2351,7 @@
         </w:rPr>
       </w:pPr>
       <w:bookmarkStart w:id="6" w:name="_Toc90000104"/>
-      <w:bookmarkStart w:id="7" w:name="_Toc243845151"/>
+      <w:bookmarkStart w:id="7" w:name="_Toc243845274"/>
       <w:r>
         <w:rPr>
           <w:rFonts w:ascii="Times New Roman" w:eastAsia="Times New Roman" w:hAnsi="Times New Roman" w:cs="Times New Roman"/>
